--- a/public/thergiakis-eftichios_cv_EN.docx
+++ b/public/thergiakis-eftichios_cv_EN.docx
@@ -117,6 +117,7 @@
               <w:shd w:fill="auto" w:val="clear"/>
               <w:rPr>
                 <w:i w:val="1"/>
+                <w:iCs w:val="1"/>
                 <w:sz w:val="28"/>
                 <w:szCs w:val="28"/>
               </w:rPr>
@@ -126,6 +127,7 @@
             <w:r>
               <w:rPr>
                 <w:i w:val="1"/>
+                <w:iCs w:val="1"/>
                 <w:sz w:val="28"/>
                 <w:szCs w:val="28"/>
                 <w:rtl w:val="0"/>
@@ -238,23 +240,388 @@
               <w:pStyle w:val="Heading1"/>
               <w:spacing w:before="0" w:lineRule="auto"/>
               <w:rPr>
-                <w:rFonts w:ascii="Roboto" w:cs="Roboto" w:eastAsia="Roboto" w:hAnsi="Roboto"/>
-                <w:color w:val="212529"/>
+                <w:sz w:val="22"/>
+                <w:szCs w:val="22"/>
+              </w:rPr>
+            </w:pPr>
+            <w:bookmarkStart w:colFirst="0" w:colLast="0" w:name="_y7d3xdxnr44m" w:id="6"/>
+            <w:bookmarkEnd w:id="6"/>
+            <w:r>
+              <w:rPr>
+                <w:sz w:val="22"/>
+                <w:szCs w:val="22"/>
+                <w:rtl w:val="0"/>
+              </w:rPr>
+              <w:t xml:space="preserve">EXPERIENCE</w:t>
+            </w:r>
+          </w:p>
+          <w:p>
+            <w:pPr>
+              <w:spacing w:before="0" w:line="240" w:lineRule="auto"/>
+              <w:rPr/>
+            </w:pPr>
+            <w:r>
+              <w:rPr>
+                <w:rtl w:val="0"/>
+              </w:rPr>
+            </w:r>
+          </w:p>
+          <w:p>
+            <w:pPr>
+              <w:pStyle w:val="Heading3"/>
+              <w:spacing w:after="240" w:before="240" w:line="240" w:lineRule="auto"/>
+              <w:ind w:right="0"/>
+              <w:rPr>
+                <w:rFonts w:ascii="Roboto" w:cs="Roboto" w:eastAsia="Roboto" w:hAnsi="Roboto"/>
+                <w:b w:val="1"/>
+                <w:bCs w:val="1"/>
+                <w:color w:val="2f2f2f"/>
                 <w:sz w:val="24"/>
                 <w:szCs w:val="24"/>
-                <w:highlight w:val="white"/>
-              </w:rPr>
-            </w:pPr>
-            <w:bookmarkStart w:colFirst="0" w:colLast="0" w:name="_y7d3xdxnr44m" w:id="6"/>
-            <w:bookmarkEnd w:id="6"/>
-            <w:r>
-              <w:rPr>
-                <w:sz w:val="22"/>
-                <w:szCs w:val="22"/>
-                <w:rtl w:val="0"/>
-              </w:rPr>
-              <w:t xml:space="preserve">EXPERIENCE</w:t>
-            </w:r>
+              </w:rPr>
+            </w:pPr>
+            <w:bookmarkStart w:colFirst="0" w:colLast="0" w:name="_ojpbgzkoa1jk" w:id="7"/>
+            <w:bookmarkEnd w:id="7"/>
+            <w:r>
+              <w:rPr>
+                <w:rFonts w:ascii="Roboto" w:cs="Roboto" w:eastAsia="Roboto" w:hAnsi="Roboto"/>
+                <w:b w:val="1"/>
+                <w:bCs w:val="1"/>
+                <w:color w:val="2f2f2f"/>
+                <w:sz w:val="24"/>
+                <w:szCs w:val="24"/>
+                <w:rtl w:val="0"/>
+              </w:rPr>
+              <w:t xml:space="preserve">Senior </w:t>
+            </w:r>
+            <w:r>
+              <w:rPr>
+                <w:rFonts w:ascii="Roboto" w:cs="Roboto" w:eastAsia="Roboto" w:hAnsi="Roboto"/>
+                <w:b w:val="1"/>
+                <w:bCs w:val="1"/>
+                <w:color w:val="2f2f2f"/>
+                <w:sz w:val="24"/>
+                <w:szCs w:val="24"/>
+                <w:rtl w:val="0"/>
+              </w:rPr>
+              <w:t xml:space="preserve">Software</w:t>
+            </w:r>
+            <w:r>
+              <w:rPr>
+                <w:rFonts w:ascii="Roboto" w:cs="Roboto" w:eastAsia="Roboto" w:hAnsi="Roboto"/>
+                <w:rtl w:val="0"/>
+              </w:rPr>
+              <w:t xml:space="preserve"> </w:t>
+            </w:r>
+            <w:r>
+              <w:rPr>
+                <w:rFonts w:ascii="Roboto" w:cs="Roboto" w:eastAsia="Roboto" w:hAnsi="Roboto"/>
+                <w:b w:val="1"/>
+                <w:bCs w:val="1"/>
+                <w:color w:val="2f2f2f"/>
+                <w:sz w:val="24"/>
+                <w:szCs w:val="24"/>
+                <w:rtl w:val="0"/>
+              </w:rPr>
+              <w:t xml:space="preserve">Engineer |</w:t>
+            </w:r>
+            <w:r>
+              <w:rPr>
+                <w:rFonts w:ascii="Roboto" w:cs="Roboto" w:eastAsia="Roboto" w:hAnsi="Roboto"/>
+                <w:rtl w:val="0"/>
+              </w:rPr>
+              <w:t xml:space="preserve"> </w:t>
+            </w:r>
+            <w:r>
+              <w:rPr>
+                <w:rFonts w:ascii="Roboto" w:cs="Roboto" w:eastAsia="Roboto" w:hAnsi="Roboto"/>
+                <w:b w:val="1"/>
+                <w:bCs w:val="1"/>
+                <w:color w:val="2f2f2f"/>
+                <w:sz w:val="24"/>
+                <w:szCs w:val="24"/>
+                <w:rtl w:val="0"/>
+              </w:rPr>
+              <w:t xml:space="preserve">Younet</w:t>
+            </w:r>
+          </w:p>
+          <w:p>
+            <w:pPr>
+              <w:spacing w:after="240" w:before="240" w:line="240" w:lineRule="auto"/>
+              <w:ind w:right="0"/>
+              <w:rPr/>
+            </w:pPr>
+            <w:r>
+              <w:rPr>
+                <w:b w:val="1"/>
+                <w:bCs w:val="1"/>
+                <w:rtl w:val="0"/>
+              </w:rPr>
+              <w:br w:type="textWrapping"/>
+            </w:r>
+            <w:r>
+              <w:rPr>
+                <w:rtl w:val="0"/>
+              </w:rPr>
+              <w:t xml:space="preserve"> </w:t>
+            </w:r>
+            <w:r>
+              <w:rPr>
+                <w:rFonts w:ascii="Roboto" w:cs="Roboto" w:eastAsia="Roboto" w:hAnsi="Roboto"/>
+                <w:i w:val="1"/>
+                <w:iCs w:val="1"/>
+                <w:color w:val="2f2f2f"/>
+                <w:sz w:val="21"/>
+                <w:szCs w:val="21"/>
+                <w:rtl w:val="0"/>
+              </w:rPr>
+              <w:t xml:space="preserve">October</w:t>
+            </w:r>
+            <w:r>
+              <w:rPr>
+                <w:rtl w:val="0"/>
+              </w:rPr>
+              <w:t xml:space="preserve"> </w:t>
+            </w:r>
+            <w:r>
+              <w:rPr>
+                <w:rFonts w:ascii="Roboto" w:cs="Roboto" w:eastAsia="Roboto" w:hAnsi="Roboto"/>
+                <w:i w:val="1"/>
+                <w:iCs w:val="1"/>
+                <w:color w:val="2f2f2f"/>
+                <w:sz w:val="21"/>
+                <w:szCs w:val="21"/>
+                <w:rtl w:val="0"/>
+              </w:rPr>
+              <w:t xml:space="preserve">2025 – Present</w:t>
+            </w:r>
+            <w:r>
+              <w:rPr>
+                <w:rtl w:val="0"/>
+              </w:rPr>
+            </w:r>
+          </w:p>
+          <w:p>
+            <w:pPr>
+              <w:keepNext w:val="0"/>
+              <w:keepLines w:val="0"/>
+              <w:widowControl w:val="0"/>
+              <w:numPr>
+                <w:ilvl w:val="0"/>
+                <w:numId w:val="4"/>
+              </w:numPr>
+              <w:pBdr>
+                <w:top w:space="0" w:sz="0" w:val="nil"/>
+                <w:left w:space="0" w:sz="0" w:val="nil"/>
+                <w:bottom w:space="0" w:sz="0" w:val="nil"/>
+                <w:right w:space="0" w:sz="0" w:val="nil"/>
+                <w:between w:space="0" w:sz="0" w:val="nil"/>
+              </w:pBdr>
+              <w:shd w:fill="auto" w:val="clear"/>
+              <w:spacing w:after="0" w:afterAutospacing="0" w:before="240" w:line="240" w:lineRule="auto"/>
+              <w:ind w:left="720" w:right="0" w:hanging="360"/>
+              <w:jc w:val="left"/>
+              <w:rPr>
+                <w:rFonts w:ascii="Roboto" w:cs="Roboto" w:eastAsia="Roboto" w:hAnsi="Roboto"/>
+                <w:color w:val="2f2f2f"/>
+                <w:sz w:val="20"/>
+                <w:szCs w:val="20"/>
+              </w:rPr>
+            </w:pPr>
+            <w:r>
+              <w:rPr>
+                <w:rFonts w:ascii="Roboto" w:cs="Roboto" w:eastAsia="Roboto" w:hAnsi="Roboto"/>
+                <w:b w:val="1"/>
+                <w:bCs w:val="1"/>
+                <w:color w:val="2f2f2f"/>
+                <w:sz w:val="20"/>
+                <w:szCs w:val="20"/>
+                <w:rtl w:val="0"/>
+              </w:rPr>
+              <w:t xml:space="preserve">Designed and developed </w:t>
+            </w:r>
+            <w:r>
+              <w:rPr>
+                <w:rFonts w:ascii="Roboto" w:cs="Roboto" w:eastAsia="Roboto" w:hAnsi="Roboto"/>
+                <w:color w:val="2f2f2f"/>
+                <w:sz w:val="20"/>
+                <w:szCs w:val="20"/>
+                <w:rtl w:val="0"/>
+              </w:rPr>
+              <w:t xml:space="preserve">scalable backend systems for multiple production applications.</w:t>
+            </w:r>
+          </w:p>
+          <w:p>
+            <w:pPr>
+              <w:keepNext w:val="0"/>
+              <w:keepLines w:val="0"/>
+              <w:widowControl w:val="0"/>
+              <w:numPr>
+                <w:ilvl w:val="0"/>
+                <w:numId w:val="4"/>
+              </w:numPr>
+              <w:pBdr>
+                <w:top w:space="0" w:sz="0" w:val="nil"/>
+                <w:left w:space="0" w:sz="0" w:val="nil"/>
+                <w:bottom w:space="0" w:sz="0" w:val="nil"/>
+                <w:right w:space="0" w:sz="0" w:val="nil"/>
+                <w:between w:space="0" w:sz="0" w:val="nil"/>
+              </w:pBdr>
+              <w:shd w:fill="auto" w:val="clear"/>
+              <w:spacing w:after="0" w:afterAutospacing="0" w:before="0" w:beforeAutospacing="0" w:line="240" w:lineRule="auto"/>
+              <w:ind w:left="720" w:right="0" w:hanging="360"/>
+              <w:jc w:val="left"/>
+              <w:rPr>
+                <w:rFonts w:ascii="Roboto" w:cs="Roboto" w:eastAsia="Roboto" w:hAnsi="Roboto"/>
+                <w:color w:val="2f2f2f"/>
+                <w:sz w:val="20"/>
+                <w:szCs w:val="20"/>
+              </w:rPr>
+            </w:pPr>
+            <w:r>
+              <w:rPr>
+                <w:rFonts w:ascii="Roboto" w:cs="Roboto" w:eastAsia="Roboto" w:hAnsi="Roboto"/>
+                <w:b w:val="1"/>
+                <w:bCs w:val="1"/>
+                <w:color w:val="2f2f2f"/>
+                <w:sz w:val="20"/>
+                <w:szCs w:val="20"/>
+                <w:rtl w:val="0"/>
+              </w:rPr>
+              <w:t xml:space="preserve">Built and owned the backend </w:t>
+            </w:r>
+            <w:r>
+              <w:rPr>
+                <w:rFonts w:ascii="Roboto" w:cs="Roboto" w:eastAsia="Roboto" w:hAnsi="Roboto"/>
+                <w:color w:val="2f2f2f"/>
+                <w:sz w:val="20"/>
+                <w:szCs w:val="20"/>
+                <w:rtl w:val="0"/>
+              </w:rPr>
+              <w:t xml:space="preserve">of a full end-to-end restaurant booking platform (Nemeseas), including APIs, caching, task queues, and payments.</w:t>
+            </w:r>
+          </w:p>
+          <w:p>
+            <w:pPr>
+              <w:keepNext w:val="0"/>
+              <w:keepLines w:val="0"/>
+              <w:widowControl w:val="0"/>
+              <w:numPr>
+                <w:ilvl w:val="0"/>
+                <w:numId w:val="4"/>
+              </w:numPr>
+              <w:pBdr>
+                <w:top w:space="0" w:sz="0" w:val="nil"/>
+                <w:left w:space="0" w:sz="0" w:val="nil"/>
+                <w:bottom w:space="0" w:sz="0" w:val="nil"/>
+                <w:right w:space="0" w:sz="0" w:val="nil"/>
+                <w:between w:space="0" w:sz="0" w:val="nil"/>
+              </w:pBdr>
+              <w:shd w:fill="auto" w:val="clear"/>
+              <w:spacing w:after="0" w:afterAutospacing="0" w:before="0" w:beforeAutospacing="0" w:line="240" w:lineRule="auto"/>
+              <w:ind w:left="720" w:right="0" w:hanging="360"/>
+              <w:jc w:val="left"/>
+              <w:rPr>
+                <w:rFonts w:ascii="Roboto" w:cs="Roboto" w:eastAsia="Roboto" w:hAnsi="Roboto"/>
+                <w:color w:val="2f2f2f"/>
+                <w:sz w:val="20"/>
+                <w:szCs w:val="20"/>
+              </w:rPr>
+            </w:pPr>
+            <w:r>
+              <w:rPr>
+                <w:rFonts w:ascii="Roboto" w:cs="Roboto" w:eastAsia="Roboto" w:hAnsi="Roboto"/>
+                <w:b w:val="1"/>
+                <w:bCs w:val="1"/>
+                <w:color w:val="2f2f2f"/>
+                <w:sz w:val="20"/>
+                <w:szCs w:val="20"/>
+                <w:rtl w:val="0"/>
+              </w:rPr>
+              <w:t xml:space="preserve">Optimized microservices and resolved database bottlenecks, </w:t>
+            </w:r>
+            <w:r>
+              <w:rPr>
+                <w:rFonts w:ascii="Roboto" w:cs="Roboto" w:eastAsia="Roboto" w:hAnsi="Roboto"/>
+                <w:color w:val="2f2f2f"/>
+                <w:sz w:val="20"/>
+                <w:szCs w:val="20"/>
+                <w:rtl w:val="0"/>
+              </w:rPr>
+              <w:t xml:space="preserve">improving performance and reliability.</w:t>
+            </w:r>
+          </w:p>
+          <w:p>
+            <w:pPr>
+              <w:keepNext w:val="0"/>
+              <w:keepLines w:val="0"/>
+              <w:widowControl w:val="0"/>
+              <w:numPr>
+                <w:ilvl w:val="0"/>
+                <w:numId w:val="4"/>
+              </w:numPr>
+              <w:pBdr>
+                <w:top w:space="0" w:sz="0" w:val="nil"/>
+                <w:left w:space="0" w:sz="0" w:val="nil"/>
+                <w:bottom w:space="0" w:sz="0" w:val="nil"/>
+                <w:right w:space="0" w:sz="0" w:val="nil"/>
+                <w:between w:space="0" w:sz="0" w:val="nil"/>
+              </w:pBdr>
+              <w:shd w:fill="auto" w:val="clear"/>
+              <w:spacing w:after="240" w:before="0" w:beforeAutospacing="0" w:line="240" w:lineRule="auto"/>
+              <w:ind w:left="720" w:right="0" w:hanging="360"/>
+              <w:jc w:val="left"/>
+              <w:rPr>
+                <w:rFonts w:ascii="Roboto" w:cs="Roboto" w:eastAsia="Roboto" w:hAnsi="Roboto"/>
+                <w:color w:val="2f2f2f"/>
+                <w:sz w:val="20"/>
+                <w:szCs w:val="20"/>
+              </w:rPr>
+            </w:pPr>
+            <w:r>
+              <w:rPr>
+                <w:rFonts w:ascii="Roboto" w:cs="Roboto" w:eastAsia="Roboto" w:hAnsi="Roboto"/>
+                <w:b w:val="1"/>
+                <w:bCs w:val="1"/>
+                <w:color w:val="2f2f2f"/>
+                <w:sz w:val="20"/>
+                <w:szCs w:val="20"/>
+                <w:rtl w:val="0"/>
+              </w:rPr>
+              <w:t xml:space="preserve">Contributed to multiple products </w:t>
+            </w:r>
+            <w:r>
+              <w:rPr>
+                <w:rFonts w:ascii="Roboto" w:cs="Roboto" w:eastAsia="Roboto" w:hAnsi="Roboto"/>
+                <w:color w:val="2f2f2f"/>
+                <w:sz w:val="20"/>
+                <w:szCs w:val="20"/>
+                <w:rtl w:val="0"/>
+              </w:rPr>
+              <w:t xml:space="preserve">(Idealink, CampusHub, Cloudo), delivering features, fixes, and reusable backend components.</w:t>
+            </w:r>
+            <w:r>
+              <w:rPr>
+                <w:rtl w:val="0"/>
+              </w:rPr>
+            </w:r>
+          </w:p>
+          <w:p>
+            <w:pPr>
+              <w:spacing w:before="0" w:line="240" w:lineRule="auto"/>
+              <w:rPr/>
+            </w:pPr>
+            <w:r>
+              <w:rPr>
+                <w:rtl w:val="0"/>
+              </w:rPr>
+            </w:r>
+          </w:p>
+          <w:p>
+            <w:pPr>
+              <w:spacing w:before="0" w:line="240" w:lineRule="auto"/>
+              <w:rPr/>
+            </w:pPr>
             <w:r>
               <w:rPr>
                 <w:rtl w:val="0"/>
@@ -270,17 +637,19 @@
               <w:rPr>
                 <w:rFonts w:ascii="Roboto" w:cs="Roboto" w:eastAsia="Roboto" w:hAnsi="Roboto"/>
                 <w:b w:val="1"/>
+                <w:bCs w:val="1"/>
                 <w:color w:val="2f2f2f"/>
                 <w:sz w:val="24"/>
                 <w:szCs w:val="24"/>
               </w:rPr>
             </w:pPr>
-            <w:bookmarkStart w:colFirst="0" w:colLast="0" w:name="_vqr5jhb7lpkw" w:id="7"/>
-            <w:bookmarkEnd w:id="7"/>
-            <w:r>
-              <w:rPr>
-                <w:rFonts w:ascii="Roboto" w:cs="Roboto" w:eastAsia="Roboto" w:hAnsi="Roboto"/>
-                <w:b w:val="1"/>
+            <w:bookmarkStart w:colFirst="0" w:colLast="0" w:name="_vqr5jhb7lpkw" w:id="8"/>
+            <w:bookmarkEnd w:id="8"/>
+            <w:r>
+              <w:rPr>
+                <w:rFonts w:ascii="Roboto" w:cs="Roboto" w:eastAsia="Roboto" w:hAnsi="Roboto"/>
+                <w:b w:val="1"/>
+                <w:bCs w:val="1"/>
                 <w:color w:val="2f2f2f"/>
                 <w:sz w:val="24"/>
                 <w:szCs w:val="24"/>
@@ -292,6 +661,7 @@
               <w:rPr>
                 <w:rFonts w:ascii="Roboto" w:cs="Roboto" w:eastAsia="Roboto" w:hAnsi="Roboto"/>
                 <w:b w:val="1"/>
+                <w:bCs w:val="1"/>
                 <w:color w:val="2f2f2f"/>
                 <w:sz w:val="24"/>
                 <w:szCs w:val="24"/>
@@ -307,6 +677,7 @@
               <w:rPr>
                 <w:rFonts w:ascii="Roboto" w:cs="Roboto" w:eastAsia="Roboto" w:hAnsi="Roboto"/>
                 <w:i w:val="1"/>
+                <w:iCs w:val="1"/>
                 <w:color w:val="2f2f2f"/>
                 <w:sz w:val="21"/>
                 <w:szCs w:val="21"/>
@@ -316,12 +687,30 @@
               <w:rPr>
                 <w:rFonts w:ascii="Roboto" w:cs="Roboto" w:eastAsia="Roboto" w:hAnsi="Roboto"/>
                 <w:i w:val="1"/>
+                <w:iCs w:val="1"/>
                 <w:color w:val="2f2f2f"/>
                 <w:sz w:val="21"/>
                 <w:szCs w:val="21"/>
                 <w:rtl w:val="0"/>
               </w:rPr>
-              <w:t xml:space="preserve">January 2025 - Present</w:t>
+              <w:t xml:space="preserve">January 2025 - July 2025 </w:t>
+            </w:r>
+            <w:r>
+              <w:rPr>
+                <w:rFonts w:ascii="Roboto" w:cs="Roboto" w:eastAsia="Roboto" w:hAnsi="Roboto"/>
+                <w:i w:val="1"/>
+                <w:iCs w:val="1"/>
+                <w:color w:val="212529"/>
+                <w:sz w:val="20"/>
+                <w:szCs w:val="20"/>
+                <w:rtl w:val="0"/>
+              </w:rPr>
+              <w:t xml:space="preserve">· 7 mos</w:t>
+            </w:r>
+            <w:r>
+              <w:rPr>
+                <w:rtl w:val="0"/>
+              </w:rPr>
             </w:r>
           </w:p>
           <w:p>
@@ -343,6 +732,7 @@
               <w:rPr>
                 <w:rFonts w:ascii="Roboto" w:cs="Roboto" w:eastAsia="Roboto" w:hAnsi="Roboto"/>
                 <w:b w:val="1"/>
+                <w:bCs w:val="1"/>
                 <w:color w:val="2f2f2f"/>
                 <w:sz w:val="20"/>
                 <w:szCs w:val="20"/>
@@ -380,6 +770,7 @@
               <w:rPr>
                 <w:rFonts w:ascii="Roboto" w:cs="Roboto" w:eastAsia="Roboto" w:hAnsi="Roboto"/>
                 <w:b w:val="1"/>
+                <w:bCs w:val="1"/>
                 <w:color w:val="2f2f2f"/>
                 <w:sz w:val="20"/>
                 <w:szCs w:val="20"/>
@@ -401,6 +792,7 @@
               <w:rPr>
                 <w:rFonts w:ascii="Roboto" w:cs="Roboto" w:eastAsia="Roboto" w:hAnsi="Roboto"/>
                 <w:b w:val="1"/>
+                <w:bCs w:val="1"/>
                 <w:color w:val="2f2f2f"/>
                 <w:sz w:val="20"/>
                 <w:szCs w:val="20"/>
@@ -438,6 +830,7 @@
               <w:rPr>
                 <w:rFonts w:ascii="Roboto" w:cs="Roboto" w:eastAsia="Roboto" w:hAnsi="Roboto"/>
                 <w:b w:val="1"/>
+                <w:bCs w:val="1"/>
                 <w:color w:val="2f2f2f"/>
                 <w:sz w:val="20"/>
                 <w:szCs w:val="20"/>
@@ -495,6 +888,7 @@
               <w:rPr>
                 <w:rFonts w:ascii="Roboto" w:cs="Roboto" w:eastAsia="Roboto" w:hAnsi="Roboto"/>
                 <w:b w:val="1"/>
+                <w:bCs w:val="1"/>
                 <w:color w:val="2f2f2f"/>
                 <w:sz w:val="20"/>
                 <w:szCs w:val="20"/>
@@ -516,6 +910,7 @@
               <w:rPr>
                 <w:rFonts w:ascii="Roboto" w:cs="Roboto" w:eastAsia="Roboto" w:hAnsi="Roboto"/>
                 <w:b w:val="1"/>
+                <w:bCs w:val="1"/>
                 <w:color w:val="2f2f2f"/>
                 <w:sz w:val="20"/>
                 <w:szCs w:val="20"/>
@@ -532,6 +927,40 @@
                 <w:rtl w:val="0"/>
               </w:rPr>
               <w:t xml:space="preserve"> by optimising processes and redesigning pipelines.</w:t>
+            </w:r>
+          </w:p>
+          <w:p>
+            <w:pPr>
+              <w:spacing w:after="240" w:before="240" w:line="240" w:lineRule="auto"/>
+              <w:ind w:left="720" w:right="0" w:firstLine="0"/>
+              <w:rPr>
+                <w:rFonts w:ascii="Roboto" w:cs="Roboto" w:eastAsia="Roboto" w:hAnsi="Roboto"/>
+                <w:color w:val="2f2f2f"/>
+                <w:sz w:val="21"/>
+                <w:szCs w:val="21"/>
+              </w:rPr>
+            </w:pPr>
+            <w:r>
+              <w:rPr>
+                <w:rtl w:val="0"/>
+              </w:rPr>
+            </w:r>
+          </w:p>
+          <w:p>
+            <w:pPr>
+              <w:spacing w:after="240" w:before="240" w:line="240" w:lineRule="auto"/>
+              <w:ind w:left="720" w:right="0" w:firstLine="0"/>
+              <w:rPr>
+                <w:rFonts w:ascii="Roboto" w:cs="Roboto" w:eastAsia="Roboto" w:hAnsi="Roboto"/>
+                <w:color w:val="2f2f2f"/>
+                <w:sz w:val="21"/>
+                <w:szCs w:val="21"/>
+              </w:rPr>
+            </w:pPr>
+            <w:r>
+              <w:rPr>
+                <w:rtl w:val="0"/>
+              </w:rPr>
             </w:r>
           </w:p>
           <w:p>
@@ -560,17 +989,19 @@
               <w:rPr>
                 <w:rFonts w:ascii="Roboto" w:cs="Roboto" w:eastAsia="Roboto" w:hAnsi="Roboto"/>
                 <w:b w:val="1"/>
+                <w:bCs w:val="1"/>
                 <w:color w:val="212529"/>
                 <w:sz w:val="24"/>
                 <w:szCs w:val="24"/>
               </w:rPr>
             </w:pPr>
-            <w:bookmarkStart w:colFirst="0" w:colLast="0" w:name="_6mtuygrc5ond" w:id="8"/>
-            <w:bookmarkEnd w:id="8"/>
-            <w:r>
-              <w:rPr>
-                <w:rFonts w:ascii="Roboto" w:cs="Roboto" w:eastAsia="Roboto" w:hAnsi="Roboto"/>
-                <w:b w:val="1"/>
+            <w:bookmarkStart w:colFirst="0" w:colLast="0" w:name="_6mtuygrc5ond" w:id="9"/>
+            <w:bookmarkEnd w:id="9"/>
+            <w:r>
+              <w:rPr>
+                <w:rFonts w:ascii="Roboto" w:cs="Roboto" w:eastAsia="Roboto" w:hAnsi="Roboto"/>
+                <w:b w:val="1"/>
+                <w:bCs w:val="1"/>
                 <w:color w:val="212529"/>
                 <w:sz w:val="24"/>
                 <w:szCs w:val="24"/>
@@ -594,6 +1025,7 @@
               <w:rPr>
                 <w:rFonts w:ascii="Roboto" w:cs="Roboto" w:eastAsia="Roboto" w:hAnsi="Roboto"/>
                 <w:i w:val="1"/>
+                <w:iCs w:val="1"/>
                 <w:color w:val="212529"/>
                 <w:sz w:val="20"/>
                 <w:szCs w:val="20"/>
@@ -605,6 +1037,7 @@
               <w:rPr>
                 <w:rFonts w:ascii="Roboto" w:cs="Roboto" w:eastAsia="Roboto" w:hAnsi="Roboto"/>
                 <w:i w:val="1"/>
+                <w:iCs w:val="1"/>
                 <w:color w:val="212529"/>
                 <w:sz w:val="20"/>
                 <w:szCs w:val="20"/>
@@ -638,6 +1071,7 @@
               <w:rPr>
                 <w:rFonts w:ascii="Roboto" w:cs="Roboto" w:eastAsia="Roboto" w:hAnsi="Roboto"/>
                 <w:b w:val="1"/>
+                <w:bCs w:val="1"/>
                 <w:color w:val="212529"/>
                 <w:sz w:val="20"/>
                 <w:szCs w:val="20"/>
@@ -659,6 +1093,7 @@
               <w:rPr>
                 <w:rFonts w:ascii="Roboto" w:cs="Roboto" w:eastAsia="Roboto" w:hAnsi="Roboto"/>
                 <w:b w:val="1"/>
+                <w:bCs w:val="1"/>
                 <w:color w:val="212529"/>
                 <w:sz w:val="20"/>
                 <w:szCs w:val="20"/>
@@ -680,6 +1115,7 @@
               <w:rPr>
                 <w:rFonts w:ascii="Roboto" w:cs="Roboto" w:eastAsia="Roboto" w:hAnsi="Roboto"/>
                 <w:b w:val="1"/>
+                <w:bCs w:val="1"/>
                 <w:color w:val="212529"/>
                 <w:sz w:val="20"/>
                 <w:szCs w:val="20"/>
@@ -717,6 +1153,7 @@
               <w:rPr>
                 <w:rFonts w:ascii="Roboto" w:cs="Roboto" w:eastAsia="Roboto" w:hAnsi="Roboto"/>
                 <w:b w:val="1"/>
+                <w:bCs w:val="1"/>
                 <w:color w:val="212529"/>
                 <w:sz w:val="20"/>
                 <w:szCs w:val="20"/>
@@ -738,6 +1175,7 @@
               <w:rPr>
                 <w:rFonts w:ascii="Roboto" w:cs="Roboto" w:eastAsia="Roboto" w:hAnsi="Roboto"/>
                 <w:b w:val="1"/>
+                <w:bCs w:val="1"/>
                 <w:color w:val="212529"/>
                 <w:sz w:val="20"/>
                 <w:szCs w:val="20"/>
@@ -776,6 +1214,7 @@
               <w:rPr>
                 <w:rFonts w:ascii="Roboto" w:cs="Roboto" w:eastAsia="Roboto" w:hAnsi="Roboto"/>
                 <w:b w:val="1"/>
+                <w:bCs w:val="1"/>
                 <w:color w:val="212529"/>
                 <w:sz w:val="20"/>
                 <w:szCs w:val="20"/>
@@ -797,6 +1236,7 @@
               <w:rPr>
                 <w:rFonts w:ascii="Roboto" w:cs="Roboto" w:eastAsia="Roboto" w:hAnsi="Roboto"/>
                 <w:b w:val="1"/>
+                <w:bCs w:val="1"/>
                 <w:color w:val="212529"/>
                 <w:sz w:val="20"/>
                 <w:szCs w:val="20"/>
@@ -834,6 +1274,7 @@
               <w:rPr>
                 <w:rFonts w:ascii="Roboto" w:cs="Roboto" w:eastAsia="Roboto" w:hAnsi="Roboto"/>
                 <w:b w:val="1"/>
+                <w:bCs w:val="1"/>
                 <w:color w:val="212529"/>
                 <w:sz w:val="20"/>
                 <w:szCs w:val="20"/>
@@ -855,6 +1296,7 @@
               <w:rPr>
                 <w:rFonts w:ascii="Roboto" w:cs="Roboto" w:eastAsia="Roboto" w:hAnsi="Roboto"/>
                 <w:b w:val="1"/>
+                <w:bCs w:val="1"/>
                 <w:color w:val="212529"/>
                 <w:sz w:val="20"/>
                 <w:szCs w:val="20"/>
@@ -876,6 +1318,7 @@
               <w:rPr>
                 <w:rFonts w:ascii="Roboto" w:cs="Roboto" w:eastAsia="Roboto" w:hAnsi="Roboto"/>
                 <w:b w:val="1"/>
+                <w:bCs w:val="1"/>
                 <w:color w:val="212529"/>
                 <w:sz w:val="20"/>
                 <w:szCs w:val="20"/>
@@ -923,6 +1366,7 @@
               <w:rPr>
                 <w:rFonts w:ascii="Roboto" w:cs="Roboto" w:eastAsia="Roboto" w:hAnsi="Roboto"/>
                 <w:b w:val="1"/>
+                <w:bCs w:val="1"/>
                 <w:color w:val="212529"/>
                 <w:sz w:val="20"/>
                 <w:szCs w:val="20"/>
@@ -950,13 +1394,14 @@
               <w:rPr>
                 <w:rFonts w:ascii="Roboto" w:cs="Roboto" w:eastAsia="Roboto" w:hAnsi="Roboto"/>
                 <w:b w:val="1"/>
+                <w:bCs w:val="1"/>
                 <w:color w:val="212529"/>
                 <w:sz w:val="26"/>
                 <w:szCs w:val="26"/>
               </w:rPr>
             </w:pPr>
-            <w:bookmarkStart w:colFirst="0" w:colLast="0" w:name="_7c6exs1e09fc" w:id="9"/>
-            <w:bookmarkEnd w:id="9"/>
+            <w:bookmarkStart w:colFirst="0" w:colLast="0" w:name="_7c6exs1e09fc" w:id="10"/>
+            <w:bookmarkEnd w:id="10"/>
             <w:r>
               <w:rPr>
                 <w:rtl w:val="0"/>
@@ -972,17 +1417,19 @@
               <w:rPr>
                 <w:rFonts w:ascii="Roboto" w:cs="Roboto" w:eastAsia="Roboto" w:hAnsi="Roboto"/>
                 <w:b w:val="1"/>
+                <w:bCs w:val="1"/>
                 <w:color w:val="212529"/>
                 <w:sz w:val="24"/>
                 <w:szCs w:val="24"/>
               </w:rPr>
             </w:pPr>
-            <w:bookmarkStart w:colFirst="0" w:colLast="0" w:name="_762ex3e4z6go" w:id="10"/>
-            <w:bookmarkEnd w:id="10"/>
-            <w:r>
-              <w:rPr>
-                <w:rFonts w:ascii="Roboto" w:cs="Roboto" w:eastAsia="Roboto" w:hAnsi="Roboto"/>
-                <w:b w:val="1"/>
+            <w:bookmarkStart w:colFirst="0" w:colLast="0" w:name="_762ex3e4z6go" w:id="11"/>
+            <w:bookmarkEnd w:id="11"/>
+            <w:r>
+              <w:rPr>
+                <w:rFonts w:ascii="Roboto" w:cs="Roboto" w:eastAsia="Roboto" w:hAnsi="Roboto"/>
+                <w:b w:val="1"/>
+                <w:bCs w:val="1"/>
                 <w:color w:val="212529"/>
                 <w:sz w:val="24"/>
                 <w:szCs w:val="24"/>
@@ -998,6 +1445,7 @@
               <w:rPr>
                 <w:rFonts w:ascii="Roboto" w:cs="Roboto" w:eastAsia="Roboto" w:hAnsi="Roboto"/>
                 <w:i w:val="1"/>
+                <w:iCs w:val="1"/>
                 <w:color w:val="212529"/>
                 <w:sz w:val="20"/>
                 <w:szCs w:val="20"/>
@@ -1007,6 +1455,7 @@
               <w:rPr>
                 <w:rFonts w:ascii="Roboto" w:cs="Roboto" w:eastAsia="Roboto" w:hAnsi="Roboto"/>
                 <w:i w:val="1"/>
+                <w:iCs w:val="1"/>
                 <w:color w:val="212529"/>
                 <w:sz w:val="20"/>
                 <w:szCs w:val="20"/>
@@ -1034,6 +1483,7 @@
               <w:rPr>
                 <w:rFonts w:ascii="Roboto" w:cs="Roboto" w:eastAsia="Roboto" w:hAnsi="Roboto"/>
                 <w:b w:val="1"/>
+                <w:bCs w:val="1"/>
                 <w:color w:val="212529"/>
                 <w:sz w:val="20"/>
                 <w:szCs w:val="20"/>
@@ -1055,6 +1505,7 @@
               <w:rPr>
                 <w:rFonts w:ascii="Roboto" w:cs="Roboto" w:eastAsia="Roboto" w:hAnsi="Roboto"/>
                 <w:b w:val="1"/>
+                <w:bCs w:val="1"/>
                 <w:color w:val="212529"/>
                 <w:sz w:val="20"/>
                 <w:szCs w:val="20"/>
@@ -1092,6 +1543,7 @@
               <w:rPr>
                 <w:rFonts w:ascii="Roboto" w:cs="Roboto" w:eastAsia="Roboto" w:hAnsi="Roboto"/>
                 <w:b w:val="1"/>
+                <w:bCs w:val="1"/>
                 <w:color w:val="212529"/>
                 <w:sz w:val="20"/>
                 <w:szCs w:val="20"/>
@@ -1113,6 +1565,7 @@
               <w:rPr>
                 <w:rFonts w:ascii="Roboto" w:cs="Roboto" w:eastAsia="Roboto" w:hAnsi="Roboto"/>
                 <w:b w:val="1"/>
+                <w:bCs w:val="1"/>
                 <w:color w:val="212529"/>
                 <w:sz w:val="20"/>
                 <w:szCs w:val="20"/>
@@ -1150,6 +1603,7 @@
               <w:rPr>
                 <w:rFonts w:ascii="Roboto" w:cs="Roboto" w:eastAsia="Roboto" w:hAnsi="Roboto"/>
                 <w:b w:val="1"/>
+                <w:bCs w:val="1"/>
                 <w:color w:val="212529"/>
                 <w:sz w:val="20"/>
                 <w:szCs w:val="20"/>
@@ -1176,8 +1630,8 @@
                 <w:szCs w:val="22"/>
               </w:rPr>
             </w:pPr>
-            <w:bookmarkStart w:colFirst="0" w:colLast="0" w:name="_yk8luflkpwij" w:id="11"/>
-            <w:bookmarkEnd w:id="11"/>
+            <w:bookmarkStart w:colFirst="0" w:colLast="0" w:name="_yk8luflkpwij" w:id="12"/>
+            <w:bookmarkEnd w:id="12"/>
             <w:r>
               <w:rPr>
                 <w:sz w:val="22"/>
@@ -1415,8 +1869,8 @@
               <w:spacing w:before="0" w:lineRule="auto"/>
               <w:rPr/>
             </w:pPr>
-            <w:bookmarkStart w:colFirst="0" w:colLast="0" w:name="_pf5flxbq1m7y" w:id="12"/>
-            <w:bookmarkEnd w:id="12"/>
+            <w:bookmarkStart w:colFirst="0" w:colLast="0" w:name="_pf5flxbq1m7y" w:id="13"/>
+            <w:bookmarkEnd w:id="13"/>
             <w:r>
               <w:rPr>
                 <w:rtl w:val="0"/>
@@ -1487,6 +1941,7 @@
               <w:rPr>
                 <w:rFonts w:ascii="Open Sans" w:cs="Open Sans" w:eastAsia="Open Sans" w:hAnsi="Open Sans"/>
                 <w:b w:val="1"/>
+                <w:bCs w:val="1"/>
                 <w:color w:val="000000"/>
                 <w:rtl w:val="0"/>
               </w:rPr>
@@ -1520,6 +1975,7 @@
                 <w:rPr>
                   <w:rFonts w:ascii="Open Sans" w:cs="Open Sans" w:eastAsia="Open Sans" w:hAnsi="Open Sans"/>
                   <w:b w:val="1"/>
+                  <w:bCs w:val="1"/>
                   <w:color w:val="1155cc"/>
                   <w:u w:val="single"/>
                   <w:rtl w:val="0"/>
@@ -1548,6 +2004,7 @@
               <w:rPr>
                 <w:rFonts w:ascii="Open Sans" w:cs="Open Sans" w:eastAsia="Open Sans" w:hAnsi="Open Sans"/>
                 <w:b w:val="1"/>
+                <w:bCs w:val="1"/>
                 <w:color w:val="000000"/>
               </w:rPr>
             </w:pPr>
@@ -1556,6 +2013,7 @@
                 <w:rPr>
                   <w:rFonts w:ascii="Open Sans" w:cs="Open Sans" w:eastAsia="Open Sans" w:hAnsi="Open Sans"/>
                   <w:b w:val="1"/>
+                  <w:bCs w:val="1"/>
                   <w:color w:val="1155cc"/>
                   <w:u w:val="single"/>
                   <w:rtl w:val="0"/>
@@ -1584,6 +2042,7 @@
               <w:rPr>
                 <w:rFonts w:ascii="Open Sans" w:cs="Open Sans" w:eastAsia="Open Sans" w:hAnsi="Open Sans"/>
                 <w:b w:val="1"/>
+                <w:bCs w:val="1"/>
                 <w:color w:val="000000"/>
               </w:rPr>
             </w:pPr>
@@ -1592,6 +2051,7 @@
                 <w:rPr>
                   <w:rFonts w:ascii="Open Sans" w:cs="Open Sans" w:eastAsia="Open Sans" w:hAnsi="Open Sans"/>
                   <w:b w:val="1"/>
+                  <w:bCs w:val="1"/>
                   <w:color w:val="1155cc"/>
                   <w:u w:val="single"/>
                   <w:rtl w:val="0"/>
@@ -1620,6 +2080,7 @@
               <w:rPr>
                 <w:rFonts w:ascii="Open Sans" w:cs="Open Sans" w:eastAsia="Open Sans" w:hAnsi="Open Sans"/>
                 <w:b w:val="1"/>
+                <w:bCs w:val="1"/>
                 <w:color w:val="000000"/>
               </w:rPr>
             </w:pPr>
@@ -1628,6 +2089,7 @@
                 <w:rPr>
                   <w:rFonts w:ascii="Open Sans" w:cs="Open Sans" w:eastAsia="Open Sans" w:hAnsi="Open Sans"/>
                   <w:b w:val="1"/>
+                  <w:bCs w:val="1"/>
                   <w:color w:val="1155cc"/>
                   <w:u w:val="single"/>
                   <w:rtl w:val="0"/>
@@ -1658,8 +2120,8 @@
               <w:spacing w:before="0" w:lineRule="auto"/>
               <w:rPr/>
             </w:pPr>
-            <w:bookmarkStart w:colFirst="0" w:colLast="0" w:name="_8wmrjnr3kbxn" w:id="13"/>
-            <w:bookmarkEnd w:id="13"/>
+            <w:bookmarkStart w:colFirst="0" w:colLast="0" w:name="_8wmrjnr3kbxn" w:id="14"/>
+            <w:bookmarkEnd w:id="14"/>
             <w:r>
               <w:rPr>
                 <w:rtl w:val="0"/>
@@ -1672,8 +2134,8 @@
               <w:spacing w:before="0" w:lineRule="auto"/>
               <w:rPr/>
             </w:pPr>
-            <w:bookmarkStart w:colFirst="0" w:colLast="0" w:name="_wf5bvtqxobgd" w:id="14"/>
-            <w:bookmarkEnd w:id="14"/>
+            <w:bookmarkStart w:colFirst="0" w:colLast="0" w:name="_wf5bvtqxobgd" w:id="15"/>
+            <w:bookmarkEnd w:id="15"/>
             <w:r>
               <w:rPr>
                 <w:rtl w:val="0"/>
@@ -1686,8 +2148,8 @@
               <w:spacing w:before="0" w:lineRule="auto"/>
               <w:rPr/>
             </w:pPr>
-            <w:bookmarkStart w:colFirst="0" w:colLast="0" w:name="_ca0awj8022e2" w:id="15"/>
-            <w:bookmarkEnd w:id="15"/>
+            <w:bookmarkStart w:colFirst="0" w:colLast="0" w:name="_ca0awj8022e2" w:id="16"/>
+            <w:bookmarkEnd w:id="16"/>
             <w:r>
               <w:rPr>
                 <w:rtl w:val="0"/>
@@ -1711,12 +2173,14 @@
               <w:spacing w:before="0" w:line="240" w:lineRule="auto"/>
               <w:rPr>
                 <w:b w:val="1"/>
-                <w:color w:val="000000"/>
-              </w:rPr>
-            </w:pPr>
-            <w:r>
-              <w:rPr>
-                <w:b w:val="1"/>
+                <w:bCs w:val="1"/>
+                <w:color w:val="000000"/>
+              </w:rPr>
+            </w:pPr>
+            <w:r>
+              <w:rPr>
+                <w:b w:val="1"/>
+                <w:bCs w:val="1"/>
                 <w:color w:val="000000"/>
                 <w:rtl w:val="0"/>
               </w:rPr>
@@ -1854,6 +2318,7 @@
               <w:rPr>
                 <w:rFonts w:ascii="Lora" w:cs="Lora" w:eastAsia="Lora" w:hAnsi="Lora"/>
                 <w:b w:val="1"/>
+                <w:bCs w:val="1"/>
                 <w:color w:val="000000"/>
               </w:rPr>
             </w:pPr>
@@ -1880,6 +2345,7 @@
               <w:rPr>
                 <w:rFonts w:ascii="Lora" w:cs="Lora" w:eastAsia="Lora" w:hAnsi="Lora"/>
                 <w:b w:val="1"/>
+                <w:bCs w:val="1"/>
                 <w:color w:val="000000"/>
               </w:rPr>
             </w:pPr>
@@ -1970,8 +2436,11 @@
             </w:pPr>
             <w:r>
               <w:rPr>
-                <w:rtl w:val="0"/>
-              </w:rPr>
+                <w:rFonts w:ascii="Lora" w:cs="Lora" w:eastAsia="Lora" w:hAnsi="Lora"/>
+                <w:color w:val="000000"/>
+                <w:rtl w:val="0"/>
+              </w:rPr>
+              <w:t xml:space="preserve">Microservices</w:t>
             </w:r>
           </w:p>
           <w:p>
@@ -1982,18 +2451,13 @@
               <w:ind w:right="0"/>
               <w:rPr>
                 <w:rFonts w:ascii="Lora" w:cs="Lora" w:eastAsia="Lora" w:hAnsi="Lora"/>
-                <w:b w:val="1"/>
-                <w:color w:val="000000"/>
-              </w:rPr>
-            </w:pPr>
-            <w:r>
-              <w:rPr>
-                <w:rFonts w:ascii="Lora" w:cs="Lora" w:eastAsia="Lora" w:hAnsi="Lora"/>
-                <w:b w:val="1"/>
-                <w:color w:val="000000"/>
-                <w:rtl w:val="0"/>
-              </w:rPr>
-              <w:t xml:space="preserve">Frontend</w:t>
+                <w:color w:val="000000"/>
+              </w:rPr>
+            </w:pPr>
+            <w:r>
+              <w:rPr>
+                <w:rtl w:val="0"/>
+              </w:rPr>
             </w:r>
           </w:p>
           <w:p>
@@ -2005,21 +2469,19 @@
               <w:rPr>
                 <w:rFonts w:ascii="Lora" w:cs="Lora" w:eastAsia="Lora" w:hAnsi="Lora"/>
                 <w:b w:val="1"/>
-                <w:color w:val="000000"/>
-              </w:rPr>
-            </w:pPr>
-            <w:r>
-              <w:rPr>
-                <w:rFonts w:ascii="Lora" w:cs="Lora" w:eastAsia="Lora" w:hAnsi="Lora"/>
-                <w:color w:val="000000"/>
-                <w:rtl w:val="0"/>
-              </w:rPr>
-              <w:t xml:space="preserve">TypeScript/JavaScript</w:t>
-            </w:r>
-            <w:r>
-              <w:rPr>
-                <w:rtl w:val="0"/>
-              </w:rPr>
+                <w:bCs w:val="1"/>
+                <w:color w:val="000000"/>
+              </w:rPr>
+            </w:pPr>
+            <w:r>
+              <w:rPr>
+                <w:rFonts w:ascii="Lora" w:cs="Lora" w:eastAsia="Lora" w:hAnsi="Lora"/>
+                <w:b w:val="1"/>
+                <w:bCs w:val="1"/>
+                <w:color w:val="000000"/>
+                <w:rtl w:val="0"/>
+              </w:rPr>
+              <w:t xml:space="preserve">Frontend</w:t>
             </w:r>
           </w:p>
           <w:p>
@@ -2031,16 +2493,17 @@
               <w:rPr>
                 <w:rFonts w:ascii="Lora" w:cs="Lora" w:eastAsia="Lora" w:hAnsi="Lora"/>
                 <w:b w:val="1"/>
-                <w:color w:val="000000"/>
-              </w:rPr>
-            </w:pPr>
-            <w:r>
-              <w:rPr>
-                <w:rFonts w:ascii="Lora" w:cs="Lora" w:eastAsia="Lora" w:hAnsi="Lora"/>
-                <w:color w:val="000000"/>
-                <w:rtl w:val="0"/>
-              </w:rPr>
-              <w:t xml:space="preserve">React.js/Next.js</w:t>
+                <w:bCs w:val="1"/>
+                <w:color w:val="000000"/>
+              </w:rPr>
+            </w:pPr>
+            <w:r>
+              <w:rPr>
+                <w:rFonts w:ascii="Lora" w:cs="Lora" w:eastAsia="Lora" w:hAnsi="Lora"/>
+                <w:color w:val="000000"/>
+                <w:rtl w:val="0"/>
+              </w:rPr>
+              <w:t xml:space="preserve">TypeScript/JavaScript</w:t>
             </w:r>
             <w:r>
               <w:rPr>
@@ -2056,16 +2519,23 @@
               <w:ind w:right="0"/>
               <w:rPr>
                 <w:rFonts w:ascii="Lora" w:cs="Lora" w:eastAsia="Lora" w:hAnsi="Lora"/>
-                <w:color w:val="000000"/>
-              </w:rPr>
-            </w:pPr>
-            <w:r>
-              <w:rPr>
-                <w:rFonts w:ascii="Lora" w:cs="Lora" w:eastAsia="Lora" w:hAnsi="Lora"/>
-                <w:color w:val="000000"/>
-                <w:rtl w:val="0"/>
-              </w:rPr>
-              <w:t xml:space="preserve">HTML/CSS + several frameworks </w:t>
+                <w:b w:val="1"/>
+                <w:bCs w:val="1"/>
+                <w:color w:val="000000"/>
+              </w:rPr>
+            </w:pPr>
+            <w:r>
+              <w:rPr>
+                <w:rFonts w:ascii="Lora" w:cs="Lora" w:eastAsia="Lora" w:hAnsi="Lora"/>
+                <w:color w:val="000000"/>
+                <w:rtl w:val="0"/>
+              </w:rPr>
+              <w:t xml:space="preserve">React.js/Next.js</w:t>
+            </w:r>
+            <w:r>
+              <w:rPr>
+                <w:rtl w:val="0"/>
+              </w:rPr>
             </w:r>
           </w:p>
           <w:p>
@@ -2085,7 +2555,7 @@
                 <w:color w:val="000000"/>
                 <w:rtl w:val="0"/>
               </w:rPr>
-              <w:t xml:space="preserve">Tailwind</w:t>
+              <w:t xml:space="preserve">HTML/CSS + several frameworks </w:t>
             </w:r>
           </w:p>
           <w:p>
@@ -2105,7 +2575,7 @@
                 <w:color w:val="000000"/>
                 <w:rtl w:val="0"/>
               </w:rPr>
-              <w:t xml:space="preserve">Styled components</w:t>
+              <w:t xml:space="preserve">Tailwind</w:t>
             </w:r>
           </w:p>
           <w:p>
@@ -2121,8 +2591,11 @@
             </w:pPr>
             <w:r>
               <w:rPr>
-                <w:rtl w:val="0"/>
-              </w:rPr>
+                <w:rFonts w:ascii="Lora" w:cs="Lora" w:eastAsia="Lora" w:hAnsi="Lora"/>
+                <w:color w:val="000000"/>
+                <w:rtl w:val="0"/>
+              </w:rPr>
+              <w:t xml:space="preserve">Styled components</w:t>
             </w:r>
           </w:p>
           <w:p>
@@ -2133,18 +2606,13 @@
               <w:ind w:right="0"/>
               <w:rPr>
                 <w:rFonts w:ascii="Lora" w:cs="Lora" w:eastAsia="Lora" w:hAnsi="Lora"/>
-                <w:b w:val="1"/>
-                <w:color w:val="000000"/>
-              </w:rPr>
-            </w:pPr>
-            <w:r>
-              <w:rPr>
-                <w:rFonts w:ascii="Lora" w:cs="Lora" w:eastAsia="Lora" w:hAnsi="Lora"/>
-                <w:b w:val="1"/>
-                <w:color w:val="000000"/>
-                <w:rtl w:val="0"/>
-              </w:rPr>
-              <w:t xml:space="preserve">Other skills &amp; tools</w:t>
+                <w:color w:val="000000"/>
+              </w:rPr>
+            </w:pPr>
+            <w:r>
+              <w:rPr>
+                <w:rtl w:val="0"/>
+              </w:rPr>
             </w:r>
           </w:p>
           <w:p>
@@ -2155,16 +2623,20 @@
               <w:ind w:right="0"/>
               <w:rPr>
                 <w:rFonts w:ascii="Lora" w:cs="Lora" w:eastAsia="Lora" w:hAnsi="Lora"/>
-                <w:color w:val="000000"/>
-              </w:rPr>
-            </w:pPr>
-            <w:r>
-              <w:rPr>
-                <w:rFonts w:ascii="Lora" w:cs="Lora" w:eastAsia="Lora" w:hAnsi="Lora"/>
-                <w:color w:val="000000"/>
-                <w:rtl w:val="0"/>
-              </w:rPr>
-              <w:t xml:space="preserve">Git</w:t>
+                <w:b w:val="1"/>
+                <w:bCs w:val="1"/>
+                <w:color w:val="000000"/>
+              </w:rPr>
+            </w:pPr>
+            <w:r>
+              <w:rPr>
+                <w:rFonts w:ascii="Lora" w:cs="Lora" w:eastAsia="Lora" w:hAnsi="Lora"/>
+                <w:b w:val="1"/>
+                <w:bCs w:val="1"/>
+                <w:color w:val="000000"/>
+                <w:rtl w:val="0"/>
+              </w:rPr>
+              <w:t xml:space="preserve">Other skills &amp; tools</w:t>
             </w:r>
           </w:p>
           <w:p>
@@ -2184,7 +2656,7 @@
                 <w:color w:val="000000"/>
                 <w:rtl w:val="0"/>
               </w:rPr>
-              <w:t xml:space="preserve">Bash</w:t>
+              <w:t xml:space="preserve">Git</w:t>
             </w:r>
           </w:p>
           <w:p>
@@ -2204,7 +2676,7 @@
                 <w:color w:val="000000"/>
                 <w:rtl w:val="0"/>
               </w:rPr>
-              <w:t xml:space="preserve">Testing</w:t>
+              <w:t xml:space="preserve">Bash</w:t>
             </w:r>
           </w:p>
           <w:p>
@@ -2224,7 +2696,7 @@
                 <w:color w:val="000000"/>
                 <w:rtl w:val="0"/>
               </w:rPr>
-              <w:t xml:space="preserve">Github actions</w:t>
+              <w:t xml:space="preserve">Testing</w:t>
             </w:r>
           </w:p>
           <w:p>
@@ -2244,7 +2716,7 @@
                 <w:color w:val="000000"/>
                 <w:rtl w:val="0"/>
               </w:rPr>
-              <w:t xml:space="preserve">Azure</w:t>
+              <w:t xml:space="preserve">Github actions</w:t>
             </w:r>
           </w:p>
           <w:p>
@@ -2264,7 +2736,7 @@
                 <w:color w:val="000000"/>
                 <w:rtl w:val="0"/>
               </w:rPr>
-              <w:t xml:space="preserve">Google Cloud Platform</w:t>
+              <w:t xml:space="preserve">Azure</w:t>
             </w:r>
           </w:p>
           <w:p>
@@ -2284,7 +2756,7 @@
                 <w:color w:val="000000"/>
                 <w:rtl w:val="0"/>
               </w:rPr>
-              <w:t xml:space="preserve">Prompt Engineering</w:t>
+              <w:t xml:space="preserve">Google Cloud Platform</w:t>
             </w:r>
           </w:p>
           <w:p>
@@ -2300,8 +2772,11 @@
             </w:pPr>
             <w:r>
               <w:rPr>
-                <w:rtl w:val="0"/>
-              </w:rPr>
+                <w:rFonts w:ascii="Lora" w:cs="Lora" w:eastAsia="Lora" w:hAnsi="Lora"/>
+                <w:color w:val="000000"/>
+                <w:rtl w:val="0"/>
+              </w:rPr>
+              <w:t xml:space="preserve">Prompt Engineering</w:t>
             </w:r>
           </w:p>
           <w:p>
@@ -2312,14 +2787,33 @@
               <w:ind w:right="0"/>
               <w:rPr>
                 <w:rFonts w:ascii="Lora" w:cs="Lora" w:eastAsia="Lora" w:hAnsi="Lora"/>
-                <w:b w:val="1"/>
-                <w:color w:val="000000"/>
-              </w:rPr>
-            </w:pPr>
-            <w:r>
-              <w:rPr>
-                <w:rFonts w:ascii="Lora" w:cs="Lora" w:eastAsia="Lora" w:hAnsi="Lora"/>
-                <w:b w:val="1"/>
+                <w:color w:val="000000"/>
+              </w:rPr>
+            </w:pPr>
+            <w:r>
+              <w:rPr>
+                <w:rtl w:val="0"/>
+              </w:rPr>
+            </w:r>
+          </w:p>
+          <w:p>
+            <w:pPr>
+              <w:widowControl w:val="1"/>
+              <w:shd w:fill="ffffff" w:val="clear"/>
+              <w:spacing w:before="0" w:line="276" w:lineRule="auto"/>
+              <w:ind w:right="0"/>
+              <w:rPr>
+                <w:rFonts w:ascii="Lora" w:cs="Lora" w:eastAsia="Lora" w:hAnsi="Lora"/>
+                <w:b w:val="1"/>
+                <w:bCs w:val="1"/>
+                <w:color w:val="000000"/>
+              </w:rPr>
+            </w:pPr>
+            <w:r>
+              <w:rPr>
+                <w:rFonts w:ascii="Lora" w:cs="Lora" w:eastAsia="Lora" w:hAnsi="Lora"/>
+                <w:b w:val="1"/>
+                <w:bCs w:val="1"/>
                 <w:color w:val="000000"/>
                 <w:rtl w:val="0"/>
               </w:rPr>
@@ -2463,8 +2957,8 @@
               <w:spacing w:before="0" w:lineRule="auto"/>
               <w:rPr/>
             </w:pPr>
-            <w:bookmarkStart w:colFirst="0" w:colLast="0" w:name="_yyozqepkic62" w:id="16"/>
-            <w:bookmarkEnd w:id="16"/>
+            <w:bookmarkStart w:colFirst="0" w:colLast="0" w:name="_yyozqepkic62" w:id="17"/>
+            <w:bookmarkEnd w:id="17"/>
             <w:r>
               <w:rPr>
                 <w:rtl w:val="0"/>
@@ -2477,8 +2971,8 @@
               <w:spacing w:before="0" w:lineRule="auto"/>
               <w:rPr/>
             </w:pPr>
-            <w:bookmarkStart w:colFirst="0" w:colLast="0" w:name="_3ralratz2nt0" w:id="17"/>
-            <w:bookmarkEnd w:id="17"/>
+            <w:bookmarkStart w:colFirst="0" w:colLast="0" w:name="_3ralratz2nt0" w:id="18"/>
+            <w:bookmarkEnd w:id="18"/>
             <w:r>
               <w:rPr>
                 <w:rtl w:val="0"/>
@@ -2491,8 +2985,8 @@
               <w:spacing w:before="0" w:lineRule="auto"/>
               <w:rPr/>
             </w:pPr>
-            <w:bookmarkStart w:colFirst="0" w:colLast="0" w:name="_e7wrixm26bdd" w:id="18"/>
-            <w:bookmarkEnd w:id="18"/>
+            <w:bookmarkStart w:colFirst="0" w:colLast="0" w:name="_e7wrixm26bdd" w:id="19"/>
+            <w:bookmarkEnd w:id="19"/>
             <w:r>
               <w:rPr>
                 <w:rtl w:val="0"/>
@@ -2521,8 +3015,8 @@
               <w:pStyle w:val="Heading1"/>
               <w:rPr/>
             </w:pPr>
-            <w:bookmarkStart w:colFirst="0" w:colLast="0" w:name="_cxxkes25b26" w:id="19"/>
-            <w:bookmarkEnd w:id="19"/>
+            <w:bookmarkStart w:colFirst="0" w:colLast="0" w:name="_cxxkes25b26" w:id="20"/>
+            <w:bookmarkEnd w:id="20"/>
             <w:r>
               <w:rPr>
                 <w:rtl w:val="0"/>
@@ -2592,8 +3086,8 @@
               <w:spacing w:before="0" w:lineRule="auto"/>
               <w:rPr/>
             </w:pPr>
-            <w:bookmarkStart w:colFirst="0" w:colLast="0" w:name="_k62eiowr37ds" w:id="20"/>
-            <w:bookmarkEnd w:id="20"/>
+            <w:bookmarkStart w:colFirst="0" w:colLast="0" w:name="_k62eiowr37ds" w:id="21"/>
+            <w:bookmarkEnd w:id="21"/>
             <w:r>
               <w:rPr>
                 <w:rtl w:val="0"/>
@@ -2606,8 +3100,8 @@
               <w:spacing w:before="0" w:lineRule="auto"/>
               <w:rPr/>
             </w:pPr>
-            <w:bookmarkStart w:colFirst="0" w:colLast="0" w:name="_5bvk3bgp2i88" w:id="21"/>
-            <w:bookmarkEnd w:id="21"/>
+            <w:bookmarkStart w:colFirst="0" w:colLast="0" w:name="_5bvk3bgp2i88" w:id="22"/>
+            <w:bookmarkEnd w:id="22"/>
             <w:r>
               <w:rPr>
                 <w:rtl w:val="0"/>
@@ -2621,11 +3115,12 @@
               <w:rPr>
                 <w:rFonts w:ascii="Lora" w:cs="Lora" w:eastAsia="Lora" w:hAnsi="Lora"/>
                 <w:b w:val="1"/>
-                <w:color w:val="212529"/>
-              </w:rPr>
-            </w:pPr>
-            <w:bookmarkStart w:colFirst="0" w:colLast="0" w:name="_tuxh7mwdaxox" w:id="22"/>
-            <w:bookmarkEnd w:id="22"/>
+                <w:bCs w:val="1"/>
+                <w:color w:val="212529"/>
+              </w:rPr>
+            </w:pPr>
+            <w:bookmarkStart w:colFirst="0" w:colLast="0" w:name="_tuxh7mwdaxox" w:id="23"/>
+            <w:bookmarkEnd w:id="23"/>
             <w:r>
               <w:rPr>
                 <w:rtl w:val="0"/>
@@ -2649,6 +3144,7 @@
               <w:rPr>
                 <w:rFonts w:ascii="Lora" w:cs="Lora" w:eastAsia="Lora" w:hAnsi="Lora"/>
                 <w:b w:val="1"/>
+                <w:bCs w:val="1"/>
                 <w:color w:val="212529"/>
                 <w:rtl w:val="0"/>
               </w:rPr>
@@ -2672,6 +3168,7 @@
               <w:rPr>
                 <w:rFonts w:ascii="Lora" w:cs="Lora" w:eastAsia="Lora" w:hAnsi="Lora"/>
                 <w:b w:val="1"/>
+                <w:bCs w:val="1"/>
                 <w:color w:val="212529"/>
               </w:rPr>
             </w:pPr>
@@ -2695,6 +3192,7 @@
               <w:rPr>
                 <w:rFonts w:ascii="Lora" w:cs="Lora" w:eastAsia="Lora" w:hAnsi="Lora"/>
                 <w:b w:val="1"/>
+                <w:bCs w:val="1"/>
                 <w:color w:val="212529"/>
                 <w:rtl w:val="0"/>
               </w:rPr>
@@ -2745,8 +3243,8 @@
           <w:szCs w:val="22"/>
         </w:rPr>
       </w:pPr>
-      <w:bookmarkStart w:colFirst="0" w:colLast="0" w:name="_d4epdf3gwqwe" w:id="23"/>
-      <w:bookmarkEnd w:id="23"/>
+      <w:bookmarkStart w:colFirst="0" w:colLast="0" w:name="_d4epdf3gwqwe" w:id="24"/>
+      <w:bookmarkEnd w:id="24"/>
       <w:r>
         <w:rPr>
           <w:sz w:val="22"/>
@@ -2761,12 +3259,15 @@
         <w:ind w:left="0" w:firstLine="720"/>
         <w:rPr>
           <w:i w:val="1"/>
+          <w:iCs w:val="1"/>
         </w:rPr>
       </w:pPr>
       <w:r>
         <w:rPr>
           <w:b w:val="1"/>
+          <w:bCs w:val="1"/>
           <w:i w:val="1"/>
+          <w:iCs w:val="1"/>
           <w:rtl w:val="0"/>
         </w:rPr>
         <w:t xml:space="preserve">Provided upon request or check my portfolio page</w:t>
@@ -3263,11 +3764,19 @@
       </w:pPr>
     </w:pPrDefault>
   </w:docDefaults>
+  <w:style w:type="table" w:styleId="TableNormal" w:default="1">
+    <w:name w:val="TableNormal"/>
+    <w:tblPr>
+      <w:tblCellMar>
+        <w:top w:w="100.0" w:type="dxa"/>
+        <w:left w:w="100.0" w:type="dxa"/>
+        <w:bottom w:w="100.0" w:type="dxa"/>
+        <w:right w:w="100.0" w:type="dxa"/>
+      </w:tblCellMar>
+    </w:tblPr>
+  </w:style>
   <w:style w:type="paragraph" w:styleId="Normal" w:default="1">
     <w:name w:val="normal"/>
-  </w:style>
-  <w:style w:type="table" w:styleId="TableNormal" w:default="1">
-    <w:name w:val="TableNormal"/>
   </w:style>
   <w:style w:type="paragraph" w:styleId="Heading1">
     <w:name w:val="heading 1"/>
@@ -3280,6 +3789,7 @@
     <w:rPr>
       <w:rFonts w:ascii="Open Sans" w:cs="Open Sans" w:eastAsia="Open Sans" w:hAnsi="Open Sans"/>
       <w:b w:val="1"/>
+      <w:bCs w:val="1"/>
       <w:color w:val="2079c7"/>
     </w:rPr>
   </w:style>
@@ -3295,6 +3805,7 @@
     </w:pPr>
     <w:rPr>
       <w:b w:val="1"/>
+      <w:bCs w:val="1"/>
       <w:color w:val="000000"/>
       <w:sz w:val="22"/>
       <w:szCs w:val="22"/>
@@ -3365,6 +3876,7 @@
     <w:rPr>
       <w:rFonts w:ascii="Trebuchet MS" w:cs="Trebuchet MS" w:eastAsia="Trebuchet MS" w:hAnsi="Trebuchet MS"/>
       <w:i w:val="1"/>
+      <w:iCs w:val="1"/>
       <w:color w:val="666666"/>
       <w:sz w:val="22"/>
       <w:szCs w:val="22"/>
@@ -3380,6 +3892,7 @@
     </w:pPr>
     <w:rPr>
       <w:b w:val="1"/>
+      <w:bCs w:val="1"/>
       <w:color w:val="000000"/>
       <w:sz w:val="72"/>
       <w:szCs w:val="72"/>
@@ -3403,12 +3916,6 @@
     <w:tblPr>
       <w:tblStyleRowBandSize w:val="1"/>
       <w:tblStyleColBandSize w:val="1"/>
-      <w:tblCellMar>
-        <w:top w:w="100.0" w:type="dxa"/>
-        <w:left w:w="100.0" w:type="dxa"/>
-        <w:bottom w:w="100.0" w:type="dxa"/>
-        <w:right w:w="100.0" w:type="dxa"/>
-      </w:tblCellMar>
     </w:tblPr>
   </w:style>
 </w:styles>

--- a/public/thergiakis-eftichios_cv_EN.docx
+++ b/public/thergiakis-eftichios_cv_EN.docx
@@ -548,7 +548,30 @@
                 <w:szCs w:val="20"/>
                 <w:rtl w:val="0"/>
               </w:rPr>
-              <w:t xml:space="preserve">improving performance and reliability.</w:t>
+              <w:t xml:space="preserve">improving performance and reliability for Idealink (Social media platform of </w:t>
+            </w:r>
+            <w:r>
+              <w:rPr>
+                <w:rFonts w:ascii="Arial" w:cs="Arial" w:eastAsia="Arial" w:hAnsi="Arial"/>
+                <w:b w:val="1"/>
+                <w:bCs w:val="1"/>
+                <w:color w:val="474747"/>
+                <w:sz w:val="21"/>
+                <w:szCs w:val="21"/>
+                <w:highlight w:val="white"/>
+                <w:rtl w:val="0"/>
+              </w:rPr>
+              <w:t xml:space="preserve">University of West Attica)</w:t>
+            </w:r>
+            <w:r>
+              <w:rPr>
+                <w:rFonts w:ascii="Roboto" w:cs="Roboto" w:eastAsia="Roboto" w:hAnsi="Roboto"/>
+                <w:color w:val="2f2f2f"/>
+                <w:sz w:val="20"/>
+                <w:szCs w:val="20"/>
+                <w:rtl w:val="0"/>
+              </w:rPr>
+              <w:t xml:space="preserve">.</w:t>
             </w:r>
           </w:p>
           <w:p>
@@ -748,7 +771,29 @@
                 <w:szCs w:val="20"/>
                 <w:rtl w:val="0"/>
               </w:rPr>
-              <w:t xml:space="preserve"> and stored procedures for large-scale data extraction, analysis, and management.</w:t>
+              <w:t xml:space="preserve"> and stored procedures for large-scale data extraction, analysis, and management for </w:t>
+            </w:r>
+            <w:r>
+              <w:rPr>
+                <w:rFonts w:ascii="Roboto" w:cs="Roboto" w:eastAsia="Roboto" w:hAnsi="Roboto"/>
+                <w:b w:val="1"/>
+                <w:bCs w:val="1"/>
+                <w:color w:val="2f2f2f"/>
+                <w:sz w:val="20"/>
+                <w:szCs w:val="20"/>
+                <w:rtl w:val="0"/>
+              </w:rPr>
+              <w:t xml:space="preserve">Philip Morris International/Papastratos</w:t>
+            </w:r>
+            <w:r>
+              <w:rPr>
+                <w:rFonts w:ascii="Roboto" w:cs="Roboto" w:eastAsia="Roboto" w:hAnsi="Roboto"/>
+                <w:color w:val="2f2f2f"/>
+                <w:sz w:val="20"/>
+                <w:szCs w:val="20"/>
+                <w:rtl w:val="0"/>
+              </w:rPr>
+              <w:t xml:space="preserve">.</w:t>
             </w:r>
           </w:p>
           <w:p>
@@ -926,7 +971,29 @@
                 <w:szCs w:val="20"/>
                 <w:rtl w:val="0"/>
               </w:rPr>
-              <w:t xml:space="preserve"> by optimising processes and redesigning pipelines.</w:t>
+              <w:t xml:space="preserve"> by optimising processes and redesigning pipelines for </w:t>
+            </w:r>
+            <w:r>
+              <w:rPr>
+                <w:rFonts w:ascii="Roboto" w:cs="Roboto" w:eastAsia="Roboto" w:hAnsi="Roboto"/>
+                <w:b w:val="1"/>
+                <w:bCs w:val="1"/>
+                <w:color w:val="2f2f2f"/>
+                <w:sz w:val="20"/>
+                <w:szCs w:val="20"/>
+                <w:rtl w:val="0"/>
+              </w:rPr>
+              <w:t xml:space="preserve">Publicis Groupe</w:t>
+            </w:r>
+            <w:r>
+              <w:rPr>
+                <w:rFonts w:ascii="Roboto" w:cs="Roboto" w:eastAsia="Roboto" w:hAnsi="Roboto"/>
+                <w:color w:val="2f2f2f"/>
+                <w:sz w:val="20"/>
+                <w:szCs w:val="20"/>
+                <w:rtl w:val="0"/>
+              </w:rPr>
+              <w:t xml:space="preserve">.</w:t>
             </w:r>
           </w:p>
           <w:p>
@@ -1252,7 +1319,29 @@
                 <w:szCs w:val="20"/>
                 <w:rtl w:val="0"/>
               </w:rPr>
-              <w:t xml:space="preserve"> at Squaredev, including designing APIs, solving complex resource-intensive problems with multithreading and implementing task queues (Celery).</w:t>
+              <w:t xml:space="preserve"> at Squaredev, including designing APIs, solving complex resource-intensive problems with multithreading and implementing task queues (Celery) for </w:t>
+            </w:r>
+            <w:r>
+              <w:rPr>
+                <w:rFonts w:ascii="Roboto" w:cs="Roboto" w:eastAsia="Roboto" w:hAnsi="Roboto"/>
+                <w:b w:val="1"/>
+                <w:bCs w:val="1"/>
+                <w:color w:val="212529"/>
+                <w:sz w:val="20"/>
+                <w:szCs w:val="20"/>
+                <w:rtl w:val="0"/>
+              </w:rPr>
+              <w:t xml:space="preserve">UpHellas</w:t>
+            </w:r>
+            <w:r>
+              <w:rPr>
+                <w:rFonts w:ascii="Roboto" w:cs="Roboto" w:eastAsia="Roboto" w:hAnsi="Roboto"/>
+                <w:color w:val="212529"/>
+                <w:sz w:val="20"/>
+                <w:szCs w:val="20"/>
+                <w:rtl w:val="0"/>
+              </w:rPr>
+              <w:t xml:space="preserve">.</w:t>
             </w:r>
           </w:p>
           <w:p>
@@ -1360,7 +1449,29 @@
                 <w:szCs w:val="20"/>
                 <w:rtl w:val="0"/>
               </w:rPr>
-              <w:t xml:space="preserve">Worked as an external consultant at Intrasoft, contributing to the BOIP rights registration platform for EU organizations, with a </w:t>
+              <w:t xml:space="preserve">Worked as an external consultant at </w:t>
+            </w:r>
+            <w:r>
+              <w:rPr>
+                <w:rFonts w:ascii="Roboto" w:cs="Roboto" w:eastAsia="Roboto" w:hAnsi="Roboto"/>
+                <w:b w:val="1"/>
+                <w:bCs w:val="1"/>
+                <w:color w:val="212529"/>
+                <w:sz w:val="20"/>
+                <w:szCs w:val="20"/>
+                <w:rtl w:val="0"/>
+              </w:rPr>
+              <w:t xml:space="preserve">Intrasoft</w:t>
+            </w:r>
+            <w:r>
+              <w:rPr>
+                <w:rFonts w:ascii="Roboto" w:cs="Roboto" w:eastAsia="Roboto" w:hAnsi="Roboto"/>
+                <w:color w:val="212529"/>
+                <w:sz w:val="20"/>
+                <w:szCs w:val="20"/>
+                <w:rtl w:val="0"/>
+              </w:rPr>
+              <w:t xml:space="preserve">, contributing to the BOIP rights registration platform for EU organizations, with a </w:t>
             </w:r>
             <w:r>
               <w:rPr>
